--- a/Analyze, Modeling and Optimization of Systems/Lab №1/АПИМ-25_ЛР#1_Клименко.docx
+++ b/Analyze, Modeling and Optimization of Systems/Lab №1/АПИМ-25_ЛР#1_Клименко.docx
@@ -1342,16 +1342,7 @@
                 <w:szCs w:val="32"/>
                 <w:lang w:val="ru-RU"/>
               </w:rPr>
-              <m:t>4</m:t>
-            </m:r>
-            <m:r>
-              <w:rPr>
-                <w:rFonts w:ascii="Cambria Math" w:hAnsi="Cambria Math"/>
-                <w:sz w:val="32"/>
-                <w:szCs w:val="32"/>
-                <w:lang w:val="ru-RU"/>
-              </w:rPr>
-              <m:t>0</m:t>
+              <m:t>40</m:t>
             </m:r>
           </m:den>
         </m:f>
@@ -1452,16 +1443,7 @@
             <w:szCs w:val="32"/>
             <w:lang w:val="ru-RU"/>
           </w:rPr>
-          <m:t xml:space="preserve"> </m:t>
-        </m:r>
-        <m:r>
-          <w:rPr>
-            <w:rFonts w:ascii="Cambria Math" w:hAnsi="Cambria Math"/>
-            <w:sz w:val="32"/>
-            <w:szCs w:val="32"/>
-            <w:lang w:val="ru-RU"/>
-          </w:rPr>
-          <m:t xml:space="preserve"> </m:t>
+          <m:t xml:space="preserve">  </m:t>
         </m:r>
         <m:r>
           <w:rPr>
@@ -1515,16 +1497,7 @@
             <w:szCs w:val="32"/>
             <w:lang w:val="ru-RU"/>
           </w:rPr>
-          <m:t xml:space="preserve"> </m:t>
-        </m:r>
-        <m:r>
-          <w:rPr>
-            <w:rFonts w:ascii="Cambria Math" w:hAnsi="Cambria Math"/>
-            <w:sz w:val="32"/>
-            <w:szCs w:val="32"/>
-            <w:lang w:val="ru-RU"/>
-          </w:rPr>
-          <m:t xml:space="preserve"> </m:t>
+          <m:t xml:space="preserve">  </m:t>
         </m:r>
         <m:r>
           <w:rPr>
@@ -1584,16 +1557,7 @@
                 <w:szCs w:val="32"/>
                 <w:lang w:val="ru-RU"/>
               </w:rPr>
-              <m:t>9</m:t>
-            </m:r>
-            <m:r>
-              <w:rPr>
-                <w:rFonts w:ascii="Cambria Math" w:hAnsi="Cambria Math"/>
-                <w:sz w:val="32"/>
-                <w:szCs w:val="32"/>
-                <w:lang w:val="ru-RU"/>
-              </w:rPr>
-              <m:t>99</m:t>
+              <m:t>999</m:t>
             </m:r>
           </m:den>
         </m:f>
@@ -1609,7 +1573,7 @@
           <w:bCs/>
           <w:sz w:val="28"/>
           <w:szCs w:val="28"/>
-          <w:lang w:val="en-US"/>
+          <w:lang w:val="ru-RU"/>
         </w:rPr>
       </w:pPr>
     </w:p>
@@ -1664,7 +1628,7 @@
           <w:szCs w:val="28"/>
           <w:lang w:val="en-US"/>
         </w:rPr>
-        <w:t>SIMULATE</w:t>
+        <w:t>GENERATE 1</w:t>
       </w:r>
     </w:p>
     <w:p>
@@ -1684,7 +1648,25 @@
           <w:szCs w:val="28"/>
           <w:lang w:val="en-US"/>
         </w:rPr>
-        <w:t>GENERATE 1</w:t>
+        <w:t>E1 FVARIABLE (RN1#</w:t>
+      </w:r>
+      <w:r>
+        <w:rPr>
+          <w:rFonts w:ascii="Cambria" w:hAnsi="Cambria"/>
+          <w:sz w:val="28"/>
+          <w:szCs w:val="28"/>
+          <w:lang w:val="en-US"/>
+        </w:rPr>
+        <w:t>40</w:t>
+      </w:r>
+      <w:r>
+        <w:rPr>
+          <w:rFonts w:ascii="Cambria" w:hAnsi="Cambria"/>
+          <w:sz w:val="28"/>
+          <w:szCs w:val="28"/>
+          <w:lang w:val="en-US"/>
+        </w:rPr>
+        <w:t>/999)</w:t>
       </w:r>
     </w:p>
     <w:p>
@@ -1704,7 +1686,7 @@
           <w:szCs w:val="28"/>
           <w:lang w:val="en-US"/>
         </w:rPr>
-        <w:t>E1 FVARIABLE (RN1#</w:t>
+        <w:t>TAB1 TABLE V$E1,</w:t>
       </w:r>
       <w:r>
         <w:rPr>
@@ -1713,7 +1695,7 @@
           <w:szCs w:val="28"/>
           <w:lang w:val="en-US"/>
         </w:rPr>
-        <w:t>40</w:t>
+        <w:t>5</w:t>
       </w:r>
       <w:r>
         <w:rPr>
@@ -1722,7 +1704,25 @@
           <w:szCs w:val="28"/>
           <w:lang w:val="en-US"/>
         </w:rPr>
-        <w:t>/999)</w:t>
+        <w:t>,</w:t>
+      </w:r>
+      <w:r>
+        <w:rPr>
+          <w:rFonts w:ascii="Cambria" w:hAnsi="Cambria"/>
+          <w:sz w:val="28"/>
+          <w:szCs w:val="28"/>
+          <w:lang w:val="en-US"/>
+        </w:rPr>
+        <w:t>5</w:t>
+      </w:r>
+      <w:r>
+        <w:rPr>
+          <w:rFonts w:ascii="Cambria" w:hAnsi="Cambria"/>
+          <w:sz w:val="28"/>
+          <w:szCs w:val="28"/>
+          <w:lang w:val="en-US"/>
+        </w:rPr>
+        <w:t>,15</w:t>
       </w:r>
     </w:p>
     <w:p>
@@ -1742,43 +1742,7 @@
           <w:szCs w:val="28"/>
           <w:lang w:val="en-US"/>
         </w:rPr>
-        <w:t>TAB1 TABLE V$E1,</w:t>
-      </w:r>
-      <w:r>
-        <w:rPr>
-          <w:rFonts w:ascii="Cambria" w:hAnsi="Cambria"/>
-          <w:sz w:val="28"/>
-          <w:szCs w:val="28"/>
-          <w:lang w:val="en-US"/>
-        </w:rPr>
-        <w:t>5</w:t>
-      </w:r>
-      <w:r>
-        <w:rPr>
-          <w:rFonts w:ascii="Cambria" w:hAnsi="Cambria"/>
-          <w:sz w:val="28"/>
-          <w:szCs w:val="28"/>
-          <w:lang w:val="en-US"/>
-        </w:rPr>
-        <w:t>,</w:t>
-      </w:r>
-      <w:r>
-        <w:rPr>
-          <w:rFonts w:ascii="Cambria" w:hAnsi="Cambria"/>
-          <w:sz w:val="28"/>
-          <w:szCs w:val="28"/>
-          <w:lang w:val="en-US"/>
-        </w:rPr>
-        <w:t>5</w:t>
-      </w:r>
-      <w:r>
-        <w:rPr>
-          <w:rFonts w:ascii="Cambria" w:hAnsi="Cambria"/>
-          <w:sz w:val="28"/>
-          <w:szCs w:val="28"/>
-          <w:lang w:val="en-US"/>
-        </w:rPr>
-        <w:t>,15</w:t>
+        <w:t>TABULATE TAB1</w:t>
       </w:r>
     </w:p>
     <w:p>
@@ -1788,7 +1752,7 @@
           <w:rFonts w:ascii="Cambria" w:hAnsi="Cambria"/>
           <w:sz w:val="28"/>
           <w:szCs w:val="28"/>
-          <w:lang w:val="en-US"/>
+          <w:lang w:val="ru-RU"/>
         </w:rPr>
       </w:pPr>
       <w:r>
@@ -1796,9 +1760,9 @@
           <w:rFonts w:ascii="Cambria" w:hAnsi="Cambria"/>
           <w:sz w:val="28"/>
           <w:szCs w:val="28"/>
-          <w:lang w:val="en-US"/>
-        </w:rPr>
-        <w:t>TABULATE TAB1</w:t>
+          <w:lang w:val="ru-RU"/>
+        </w:rPr>
+        <w:t>TERMINATE 1</w:t>
       </w:r>
     </w:p>
     <w:p>
@@ -1809,26 +1773,6 @@
           <w:sz w:val="28"/>
           <w:szCs w:val="28"/>
           <w:lang w:val="ru-RU"/>
-        </w:rPr>
-      </w:pPr>
-      <w:r>
-        <w:rPr>
-          <w:rFonts w:ascii="Cambria" w:hAnsi="Cambria"/>
-          <w:sz w:val="28"/>
-          <w:szCs w:val="28"/>
-          <w:lang w:val="ru-RU"/>
-        </w:rPr>
-        <w:t>TERMINATE 1</w:t>
-      </w:r>
-    </w:p>
-    <w:p>
-      <w:pPr>
-        <w:ind w:firstLine="0"/>
-        <w:rPr>
-          <w:rFonts w:ascii="Cambria" w:hAnsi="Cambria"/>
-          <w:sz w:val="28"/>
-          <w:szCs w:val="28"/>
-          <w:lang w:val="en-US"/>
         </w:rPr>
       </w:pPr>
       <w:r>
@@ -1849,7 +1793,7 @@
           <w:rFonts w:ascii="Cambria" w:hAnsi="Cambria"/>
           <w:sz w:val="28"/>
           <w:szCs w:val="28"/>
-          <w:lang w:val="en-US"/>
+          <w:lang w:val="ru-RU"/>
         </w:rPr>
       </w:pPr>
     </w:p>
@@ -1879,7 +1823,7 @@
         <w:rPr>
           <w:sz w:val="28"/>
           <w:szCs w:val="28"/>
-          <w:lang w:val="en-US"/>
+          <w:lang w:val="ru-RU"/>
         </w:rPr>
       </w:pPr>
       <w:r>
@@ -1923,7 +1867,7 @@
           <w:rFonts w:ascii="Cambria" w:hAnsi="Cambria"/>
           <w:sz w:val="28"/>
           <w:szCs w:val="28"/>
-          <w:lang w:val="en-US"/>
+          <w:lang w:val="ru-RU"/>
         </w:rPr>
       </w:pPr>
       <w:r>
@@ -1944,7 +1888,7 @@
       </w:r>
       <w:r>
         <w:rPr>
-          <w:lang w:val="en-US"/>
+          <w:lang w:val="ru-RU"/>
         </w:rPr>
         <w:t>Оценка мат. ожидания и СКО равномерного распределения</w:t>
       </w:r>
@@ -1974,7 +1918,7 @@
                 <w:rFonts w:ascii="Cambria" w:hAnsi="Cambria"/>
                 <w:sz w:val="28"/>
                 <w:szCs w:val="28"/>
-                <w:lang w:val="en-US"/>
+                <w:lang w:val="ru-RU"/>
               </w:rPr>
             </w:pPr>
           </w:p>
@@ -2485,7 +2429,7 @@
         <w:rPr>
           <w:sz w:val="28"/>
           <w:szCs w:val="28"/>
-          <w:lang w:val="en-US"/>
+          <w:lang w:val="ru-RU"/>
         </w:rPr>
       </w:pPr>
       <w:r>
@@ -2605,6 +2549,7 @@
         <w:rPr>
           <w:noProof/>
         </w:rPr>
+        <w:lastRenderedPageBreak/>
         <w:drawing>
           <wp:inline distT="0" distB="0" distL="0" distR="0" wp14:anchorId="69884907" wp14:editId="2434EAC6">
             <wp:extent cx="6484620" cy="2743200"/>
@@ -2653,21 +2598,7 @@
           <w:rFonts w:ascii="Cambria" w:hAnsi="Cambria"/>
           <w:lang w:val="ru-RU"/>
         </w:rPr>
-        <w:t>. Гистограмма модели со 10</w:t>
-      </w:r>
-      <w:r>
-        <w:rPr>
-          <w:rFonts w:ascii="Cambria" w:hAnsi="Cambria"/>
-          <w:lang w:val="ru-RU"/>
-        </w:rPr>
-        <w:t>0</w:t>
-      </w:r>
-      <w:r>
-        <w:rPr>
-          <w:rFonts w:ascii="Cambria" w:hAnsi="Cambria"/>
-          <w:lang w:val="ru-RU"/>
-        </w:rPr>
-        <w:t>0 прогонами</w:t>
+        <w:t>. Гистограмма модели со 1000 прогонами</w:t>
       </w:r>
     </w:p>
     <w:p>
@@ -2692,13 +2623,13 @@
           <w:noProof/>
         </w:rPr>
         <w:drawing>
-          <wp:inline distT="0" distB="0" distL="0" distR="0" wp14:anchorId="5B76A941" wp14:editId="1B9F24A4">
-            <wp:extent cx="6484620" cy="2743200"/>
+          <wp:inline distT="0" distB="0" distL="0" distR="0" wp14:anchorId="1E6C01B4" wp14:editId="1C7B04C5">
+            <wp:extent cx="6446520" cy="2743200"/>
             <wp:effectExtent l="0" t="0" r="11430" b="0"/>
-            <wp:docPr id="750045455" name="Диаграмма 1">
+            <wp:docPr id="1285002987" name="Диаграмма 1">
               <a:extLst xmlns:a="http://schemas.openxmlformats.org/drawingml/2006/main">
                 <a:ext uri="{FF2B5EF4-FFF2-40B4-BE49-F238E27FC236}">
-                  <a16:creationId xmlns:a16="http://schemas.microsoft.com/office/drawing/2014/main" id="{2B003D0D-229B-2B17-8487-B47B7AA5966C}"/>
+                  <a16:creationId xmlns:a16="http://schemas.microsoft.com/office/drawing/2014/main" id="{4EFC3E0B-0808-67FB-6C4B-A866DB191319}"/>
                 </a:ext>
               </a:extLst>
             </wp:docPr>
@@ -2723,23 +2654,9 @@
       <w:r>
         <w:rPr>
           <w:rFonts w:ascii="Cambria" w:hAnsi="Cambria"/>
-          <w:lang w:val="en-US"/>
-        </w:rPr>
-        <w:t>Рис. 1.2. Гистограмма модели со 10</w:t>
-      </w:r>
-      <w:r>
-        <w:rPr>
-          <w:rFonts w:ascii="Cambria" w:hAnsi="Cambria"/>
-          <w:lang w:val="en-US"/>
-        </w:rPr>
-        <w:t>0</w:t>
-      </w:r>
-      <w:r>
-        <w:rPr>
-          <w:rFonts w:ascii="Cambria" w:hAnsi="Cambria"/>
-          <w:lang w:val="en-US"/>
-        </w:rPr>
-        <w:t>00 прогонами</w:t>
+          <w:lang w:val="ru-RU"/>
+        </w:rPr>
+        <w:t>Рис. 1.2. Гистограмма модели со 10000 прогонами</w:t>
       </w:r>
     </w:p>
     <w:p>
@@ -2747,7 +2664,7 @@
         <w:ind w:firstLine="0"/>
         <w:rPr>
           <w:rFonts w:ascii="Cambria" w:hAnsi="Cambria"/>
-          <w:lang w:val="en-US"/>
+          <w:lang w:val="ru-RU"/>
         </w:rPr>
       </w:pPr>
     </w:p>
@@ -2814,27 +2731,7 @@
           <w:szCs w:val="28"/>
           <w:lang w:val="ru-RU"/>
         </w:rPr>
-        <w:t>Вариант №</w:t>
-      </w:r>
-      <w:r>
-        <w:rPr>
-          <w:b/>
-          <w:bCs/>
-          <w:sz w:val="28"/>
-          <w:szCs w:val="28"/>
-          <w:lang w:val="ru-RU"/>
-        </w:rPr>
-        <w:t>23</w:t>
-      </w:r>
-      <w:r>
-        <w:rPr>
-          <w:b/>
-          <w:bCs/>
-          <w:sz w:val="28"/>
-          <w:szCs w:val="28"/>
-          <w:lang w:val="ru-RU"/>
-        </w:rPr>
-        <w:t>:</w:t>
+        <w:t>Вариант №23:</w:t>
       </w:r>
       <w:r>
         <w:rPr>
@@ -2864,6 +2761,7 @@
       </w:pPr>
       <w:r>
         <w:rPr>
+          <w:noProof/>
           <w:sz w:val="28"/>
           <w:szCs w:val="28"/>
           <w:lang w:val="ru-RU"/>
@@ -2935,7 +2833,6 @@
           <w:szCs w:val="28"/>
           <w:lang w:val="ru-RU"/>
         </w:rPr>
-        <w:lastRenderedPageBreak/>
         <w:t>Теоретические вычисления:</w:t>
       </w:r>
     </w:p>
@@ -2960,6 +2857,7 @@
               <w:sz w:val="28"/>
               <w:szCs w:val="28"/>
             </w:rPr>
+            <w:lastRenderedPageBreak/>
             <m:t>M</m:t>
           </m:r>
           <m:d>
@@ -3129,15 +3027,7 @@
               <w:sz w:val="28"/>
               <w:szCs w:val="28"/>
             </w:rPr>
-            <m:t>σ(x)</m:t>
-          </m:r>
-          <m:r>
-            <w:rPr>
-              <w:rFonts w:ascii="Cambria Math" w:hAnsi="Cambria Math"/>
-              <w:sz w:val="28"/>
-              <w:szCs w:val="28"/>
-            </w:rPr>
-            <m:t>=</m:t>
+            <m:t>σ(x)=</m:t>
           </m:r>
           <m:sSup>
             <m:sSupPr>
@@ -3363,16 +3253,7 @@
             <w:szCs w:val="32"/>
             <w:lang w:val="ru-RU"/>
           </w:rPr>
-          <m:t>=</m:t>
-        </m:r>
-        <m:r>
-          <w:rPr>
-            <w:rFonts w:ascii="Cambria Math" w:hAnsi="Cambria Math"/>
-            <w:sz w:val="32"/>
-            <w:szCs w:val="32"/>
-            <w:lang w:val="ru-RU"/>
-          </w:rPr>
-          <m:t>1-</m:t>
+          <m:t>=1-</m:t>
         </m:r>
         <m:sSup>
           <m:sSupPr>
@@ -3535,16 +3416,7 @@
             <w:szCs w:val="32"/>
             <w:lang w:val="ru-RU"/>
           </w:rPr>
-          <m:t>=</m:t>
-        </m:r>
-        <m:r>
-          <w:rPr>
-            <w:rFonts w:ascii="Cambria Math" w:hAnsi="Cambria Math"/>
-            <w:sz w:val="32"/>
-            <w:szCs w:val="32"/>
-            <w:lang w:val="ru-RU"/>
-          </w:rPr>
-          <m:t>200</m:t>
+          <m:t>=200</m:t>
         </m:r>
         <m:r>
           <m:rPr>
@@ -3652,7 +3524,7 @@
           <w:bCs/>
           <w:sz w:val="28"/>
           <w:szCs w:val="28"/>
-          <w:lang w:val="en-US"/>
+          <w:lang w:val="ru-RU"/>
         </w:rPr>
       </w:pPr>
       <w:bookmarkStart w:id="6" w:name="_Hlk210171885"/>
@@ -3694,7 +3566,7 @@
           <w:szCs w:val="28"/>
           <w:lang w:val="en-US"/>
         </w:rPr>
-        <w:t>SIMULATE</w:t>
+        <w:t>GENERATE 1</w:t>
       </w:r>
     </w:p>
     <w:p>
@@ -3714,7 +3586,25 @@
           <w:szCs w:val="28"/>
           <w:lang w:val="en-US"/>
         </w:rPr>
-        <w:t>GENERATE 1</w:t>
+        <w:t xml:space="preserve">E1 FVARIABLE </w:t>
+      </w:r>
+      <w:r>
+        <w:rPr>
+          <w:rFonts w:ascii="Cambria" w:hAnsi="Cambria"/>
+          <w:sz w:val="28"/>
+          <w:szCs w:val="28"/>
+          <w:lang w:val="en-US"/>
+        </w:rPr>
+        <w:t>200</w:t>
+      </w:r>
+      <w:r>
+        <w:rPr>
+          <w:rFonts w:ascii="Cambria" w:hAnsi="Cambria"/>
+          <w:sz w:val="28"/>
+          <w:szCs w:val="28"/>
+          <w:lang w:val="en-US"/>
+        </w:rPr>
+        <w:t>#LOG(-999/((RN1-1)-999))</w:t>
       </w:r>
     </w:p>
     <w:p>
@@ -3734,7 +3624,7 @@
           <w:szCs w:val="28"/>
           <w:lang w:val="en-US"/>
         </w:rPr>
-        <w:t xml:space="preserve">E1 FVARIABLE </w:t>
+        <w:t>TAB1 TABLE V$E1,50,50,20</w:t>
       </w:r>
       <w:r>
         <w:rPr>
@@ -3743,7 +3633,7 @@
           <w:szCs w:val="28"/>
           <w:lang w:val="en-US"/>
         </w:rPr>
-        <w:t>200</w:t>
+        <w:cr/>
       </w:r>
       <w:r>
         <w:rPr>
@@ -3752,7 +3642,7 @@
           <w:szCs w:val="28"/>
           <w:lang w:val="en-US"/>
         </w:rPr>
-        <w:t>#LOG(-999/((RN1-1)-999))</w:t>
+        <w:t>TABULATE TAB1</w:t>
       </w:r>
     </w:p>
     <w:p>
@@ -3762,7 +3652,7 @@
           <w:rFonts w:ascii="Cambria" w:hAnsi="Cambria"/>
           <w:sz w:val="28"/>
           <w:szCs w:val="28"/>
-          <w:lang w:val="en-US"/>
+          <w:lang w:val="ru-RU"/>
         </w:rPr>
       </w:pPr>
       <w:r>
@@ -3770,27 +3660,9 @@
           <w:rFonts w:ascii="Cambria" w:hAnsi="Cambria"/>
           <w:sz w:val="28"/>
           <w:szCs w:val="28"/>
-          <w:lang w:val="en-US"/>
-        </w:rPr>
-        <w:t>TAB1 TABLE V$E1,50,50,20</w:t>
-      </w:r>
-      <w:r>
-        <w:rPr>
-          <w:rFonts w:ascii="Cambria" w:hAnsi="Cambria"/>
-          <w:sz w:val="28"/>
-          <w:szCs w:val="28"/>
-          <w:lang w:val="en-US"/>
-        </w:rPr>
-        <w:cr/>
-      </w:r>
-      <w:r>
-        <w:rPr>
-          <w:rFonts w:ascii="Cambria" w:hAnsi="Cambria"/>
-          <w:sz w:val="28"/>
-          <w:szCs w:val="28"/>
-          <w:lang w:val="en-US"/>
-        </w:rPr>
-        <w:t>TABULATE TAB1</w:t>
+          <w:lang w:val="ru-RU"/>
+        </w:rPr>
+        <w:t>TERMINATE 1</w:t>
       </w:r>
     </w:p>
     <w:p>
@@ -3801,26 +3673,6 @@
           <w:sz w:val="28"/>
           <w:szCs w:val="28"/>
           <w:lang w:val="ru-RU"/>
-        </w:rPr>
-      </w:pPr>
-      <w:r>
-        <w:rPr>
-          <w:rFonts w:ascii="Cambria" w:hAnsi="Cambria"/>
-          <w:sz w:val="28"/>
-          <w:szCs w:val="28"/>
-          <w:lang w:val="ru-RU"/>
-        </w:rPr>
-        <w:t>TERMINATE 1</w:t>
-      </w:r>
-    </w:p>
-    <w:p>
-      <w:pPr>
-        <w:ind w:firstLine="0"/>
-        <w:rPr>
-          <w:rFonts w:ascii="Cambria" w:hAnsi="Cambria"/>
-          <w:sz w:val="28"/>
-          <w:szCs w:val="28"/>
-          <w:lang w:val="en-US"/>
         </w:rPr>
       </w:pPr>
       <w:r>
@@ -3841,7 +3693,7 @@
           <w:rFonts w:ascii="Cambria" w:hAnsi="Cambria"/>
           <w:sz w:val="28"/>
           <w:szCs w:val="28"/>
-          <w:lang w:val="en-US"/>
+          <w:lang w:val="ru-RU"/>
         </w:rPr>
       </w:pPr>
     </w:p>
@@ -3881,70 +3733,25 @@
           <w:szCs w:val="28"/>
           <w:lang w:val="ru-RU"/>
         </w:rPr>
-        <w:t>1 вычитается 1 для того, чтобы при предельном значении</w:t>
+        <w:t xml:space="preserve">1 вычитается 1 для того, чтобы при предельном значении </w:t>
       </w:r>
       <w:r>
         <w:rPr>
           <w:iCs/>
           <w:sz w:val="28"/>
           <w:szCs w:val="28"/>
-          <w:lang w:val="ru-RU"/>
-        </w:rPr>
-        <w:t xml:space="preserve"> </w:t>
+          <w:lang w:val="en-US"/>
+        </w:rPr>
+        <w:t>RN</w:t>
       </w:r>
       <w:r>
         <w:rPr>
           <w:iCs/>
           <w:sz w:val="28"/>
           <w:szCs w:val="28"/>
-          <w:lang w:val="en-US"/>
-        </w:rPr>
-        <w:t>RN</w:t>
-      </w:r>
-      <w:r>
-        <w:rPr>
-          <w:iCs/>
-          <w:sz w:val="28"/>
-          <w:szCs w:val="28"/>
-          <w:lang w:val="ru-RU"/>
-        </w:rPr>
-        <w:t>1 = 999 не происходило деление на 0. Прибавлять 1 в данном случае нельзя,</w:t>
-      </w:r>
-      <w:r>
-        <w:rPr>
-          <w:iCs/>
-          <w:sz w:val="28"/>
-          <w:szCs w:val="28"/>
-          <w:lang w:val="ru-RU"/>
-        </w:rPr>
-        <w:t xml:space="preserve"> </w:t>
-      </w:r>
-      <w:r>
-        <w:rPr>
-          <w:iCs/>
-          <w:sz w:val="28"/>
-          <w:szCs w:val="28"/>
-          <w:lang w:val="ru-RU"/>
-        </w:rPr>
-        <w:t>так как тогда при предельном значении будет вычисляться логарифм</w:t>
-      </w:r>
-      <w:r>
-        <w:rPr>
-          <w:iCs/>
-          <w:sz w:val="28"/>
-          <w:szCs w:val="28"/>
-          <w:lang w:val="ru-RU"/>
-        </w:rPr>
-        <w:t xml:space="preserve"> </w:t>
-      </w:r>
-      <w:r>
-        <w:rPr>
-          <w:iCs/>
-          <w:sz w:val="28"/>
-          <w:szCs w:val="28"/>
-          <w:lang w:val="ru-RU"/>
-        </w:rPr>
-        <w:t>отрицательного числа, что приведет к ошибке.</w:t>
+          <w:lang w:val="ru-RU"/>
+        </w:rPr>
+        <w:t>1 = 999 не происходило деление на 0. Прибавлять 1 в данном случае нельзя, так как тогда при предельном значении будет вычисляться логарифм отрицательного числа, что приведет к ошибке.</w:t>
       </w:r>
     </w:p>
     <w:p>
@@ -3955,7 +3762,7 @@
           <w:iCs/>
           <w:sz w:val="28"/>
           <w:szCs w:val="28"/>
-          <w:lang w:val="en-US"/>
+          <w:lang w:val="ru-RU"/>
         </w:rPr>
       </w:pPr>
       <w:bookmarkStart w:id="7" w:name="_Hlk210172026"/>
@@ -3966,25 +3773,7 @@
           <w:szCs w:val="28"/>
           <w:lang w:val="ru-RU"/>
         </w:rPr>
-        <w:t>Для оценки полученного распределения, проведем моделирования, изменяя</w:t>
-      </w:r>
-      <w:r>
-        <w:rPr>
-          <w:iCs/>
-          <w:sz w:val="28"/>
-          <w:szCs w:val="28"/>
-          <w:lang w:val="ru-RU"/>
-        </w:rPr>
-        <w:t xml:space="preserve"> </w:t>
-      </w:r>
-      <w:r>
-        <w:rPr>
-          <w:iCs/>
-          <w:sz w:val="28"/>
-          <w:szCs w:val="28"/>
-          <w:lang w:val="ru-RU"/>
-        </w:rPr>
-        <w:t xml:space="preserve">число прогонов модели в операторе </w:t>
+        <w:t xml:space="preserve">Для оценки полученного распределения, проведем моделирования, изменяя число прогонов модели в операторе </w:t>
       </w:r>
       <w:r>
         <w:rPr>
@@ -4678,10 +4467,10 @@
         </w:rPr>
         <w:lastRenderedPageBreak/>
         <w:drawing>
-          <wp:inline distT="0" distB="0" distL="0" distR="0" wp14:anchorId="2AB7F17B" wp14:editId="2DEAB13F">
+          <wp:inline distT="0" distB="0" distL="0" distR="0" wp14:anchorId="5F2E958E" wp14:editId="6521B39D">
             <wp:extent cx="6461760" cy="2743200"/>
             <wp:effectExtent l="0" t="0" r="15240" b="0"/>
-            <wp:docPr id="1909107082" name="Диаграмма 1">
+            <wp:docPr id="1022095218" name="Диаграмма 1">
               <a:extLst xmlns:a="http://schemas.openxmlformats.org/drawingml/2006/main">
                 <a:ext uri="{FF2B5EF4-FFF2-40B4-BE49-F238E27FC236}">
                   <a16:creationId xmlns:a16="http://schemas.microsoft.com/office/drawing/2014/main" id="{C7A9C19E-AF22-8A8A-3789-94564504A05C}"/>
@@ -4736,7 +4525,7 @@
           <w:iCs/>
           <w:sz w:val="28"/>
           <w:szCs w:val="28"/>
-          <w:lang w:val="en-US"/>
+          <w:lang w:val="ru-RU"/>
         </w:rPr>
       </w:pPr>
     </w:p>
@@ -4756,10 +4545,10 @@
           <w:noProof/>
         </w:rPr>
         <w:drawing>
-          <wp:inline distT="0" distB="0" distL="0" distR="0" wp14:anchorId="121BB30D" wp14:editId="5CEC883F">
+          <wp:inline distT="0" distB="0" distL="0" distR="0" wp14:anchorId="196659FB" wp14:editId="31212B96">
             <wp:extent cx="6461760" cy="2743200"/>
             <wp:effectExtent l="0" t="0" r="15240" b="0"/>
-            <wp:docPr id="667291554" name="Диаграмма 1">
+            <wp:docPr id="1742523039" name="Диаграмма 1">
               <a:extLst xmlns:a="http://schemas.openxmlformats.org/drawingml/2006/main">
                 <a:ext uri="{FF2B5EF4-FFF2-40B4-BE49-F238E27FC236}">
                   <a16:creationId xmlns:a16="http://schemas.microsoft.com/office/drawing/2014/main" id="{7C594C20-DB1E-D409-BC8D-10D143C79E91}"/>
@@ -4823,7 +4612,7 @@
       <w:r>
         <w:rPr>
           <w:rFonts w:ascii="Cambria" w:hAnsi="Cambria"/>
-          <w:lang w:val="en-US"/>
+          <w:lang w:val="ru-RU"/>
         </w:rPr>
         <w:t>0</w:t>
       </w:r>
@@ -4844,7 +4633,7 @@
           <w:iCs/>
           <w:sz w:val="28"/>
           <w:szCs w:val="28"/>
-          <w:lang w:val="en-US"/>
+          <w:lang w:val="ru-RU"/>
         </w:rPr>
       </w:pPr>
     </w:p>
@@ -4864,10 +4653,10 @@
           <w:noProof/>
         </w:rPr>
         <w:drawing>
-          <wp:inline distT="0" distB="0" distL="0" distR="0" wp14:anchorId="3748C977" wp14:editId="22D107F7">
+          <wp:inline distT="0" distB="0" distL="0" distR="0" wp14:anchorId="791BD4B4" wp14:editId="09AB895E">
             <wp:extent cx="6461760" cy="2743200"/>
             <wp:effectExtent l="0" t="0" r="15240" b="0"/>
-            <wp:docPr id="2004162255" name="Диаграмма 1">
+            <wp:docPr id="1009650614" name="Диаграмма 1">
               <a:extLst xmlns:a="http://schemas.openxmlformats.org/drawingml/2006/main">
                 <a:ext uri="{FF2B5EF4-FFF2-40B4-BE49-F238E27FC236}">
                   <a16:creationId xmlns:a16="http://schemas.microsoft.com/office/drawing/2014/main" id="{3CA052BF-BA4A-C524-C768-10593903A4D3}"/>
@@ -4932,14 +4721,7 @@
           <w:rFonts w:ascii="Cambria" w:hAnsi="Cambria"/>
           <w:lang w:val="ru-RU"/>
         </w:rPr>
-        <w:t>0</w:t>
-      </w:r>
-      <w:r>
-        <w:rPr>
-          <w:rFonts w:ascii="Cambria" w:hAnsi="Cambria"/>
-          <w:lang w:val="ru-RU"/>
-        </w:rPr>
-        <w:t>0</w:t>
+        <w:t>00</w:t>
       </w:r>
       <w:r>
         <w:rPr>
@@ -4979,25 +4761,7 @@
           <w:szCs w:val="28"/>
           <w:lang w:val="ru-RU"/>
         </w:rPr>
-        <w:t xml:space="preserve"> Случайную величину, распределенную по треугольному закону с</w:t>
-      </w:r>
-      <w:r>
-        <w:rPr>
-          <w:iCs/>
-          <w:sz w:val="28"/>
-          <w:szCs w:val="28"/>
-          <w:lang w:val="ru-RU"/>
-        </w:rPr>
-        <w:t xml:space="preserve"> </w:t>
-      </w:r>
-      <w:r>
-        <w:rPr>
-          <w:iCs/>
-          <w:sz w:val="28"/>
-          <w:szCs w:val="28"/>
-          <w:lang w:val="ru-RU"/>
-        </w:rPr>
-        <w:t>параметрами (</w:t>
+        <w:t xml:space="preserve"> Случайную величину, распределенную по треугольному закону с параметрами (</w:t>
       </w:r>
       <w:r>
         <w:rPr>
@@ -5128,6 +4892,7 @@
       <w:r>
         <w:rPr>
           <w:iCs/>
+          <w:noProof/>
           <w:sz w:val="28"/>
           <w:szCs w:val="28"/>
           <w:lang w:val="ru-RU"/>
@@ -5272,16 +5037,7 @@
                   <w:szCs w:val="28"/>
                   <w:lang w:val="ru-RU"/>
                 </w:rPr>
-                <m:t>+0+</m:t>
-              </m:r>
-              <m:r>
-                <w:rPr>
-                  <w:rFonts w:ascii="Cambria Math" w:hAnsi="Cambria Math"/>
-                  <w:sz w:val="28"/>
-                  <w:szCs w:val="28"/>
-                  <w:lang w:val="ru-RU"/>
-                </w:rPr>
-                <m:t>180</m:t>
+                <m:t>+0+180</m:t>
               </m:r>
             </m:num>
             <m:den>
@@ -5301,15 +5057,7 @@
               <w:sz w:val="28"/>
               <w:szCs w:val="28"/>
             </w:rPr>
-            <m:t>=</m:t>
-          </m:r>
-          <m:r>
-            <w:rPr>
-              <w:rFonts w:ascii="Cambria Math" w:hAnsi="Cambria Math"/>
-              <w:sz w:val="28"/>
-              <w:szCs w:val="28"/>
-            </w:rPr>
-            <m:t>6</m:t>
+            <m:t>=6</m:t>
           </m:r>
           <m:r>
             <w:rPr>
@@ -5607,15 +5355,7 @@
               <w:sz w:val="28"/>
               <w:szCs w:val="28"/>
             </w:rPr>
-            <m:t>≈</m:t>
-          </m:r>
-          <m:r>
-            <w:rPr>
-              <w:rFonts w:ascii="Cambria Math" w:hAnsi="Cambria Math"/>
-              <w:sz w:val="28"/>
-              <w:szCs w:val="28"/>
-            </w:rPr>
-            <m:t>4</m:t>
+            <m:t>≈4</m:t>
           </m:r>
           <m:r>
             <w:rPr>
@@ -5650,7 +5390,7 @@
           <w:i/>
           <w:sz w:val="32"/>
           <w:szCs w:val="32"/>
-          <w:lang w:val="en-US"/>
+          <w:lang w:val="ru-RU"/>
         </w:rPr>
       </w:pPr>
       <w:r>
@@ -5778,25 +5518,7 @@
                         <w:szCs w:val="32"/>
                         <w:lang w:val="ru-RU"/>
                       </w:rPr>
-                      <m:t>18</m:t>
-                    </m:r>
-                    <m:r>
-                      <w:rPr>
-                        <w:rFonts w:ascii="Cambria Math" w:hAnsi="Cambria Math"/>
-                        <w:sz w:val="32"/>
-                        <w:szCs w:val="32"/>
-                        <w:lang w:val="ru-RU"/>
-                      </w:rPr>
-                      <m:t>0</m:t>
-                    </m:r>
-                    <m:r>
-                      <w:rPr>
-                        <w:rFonts w:ascii="Cambria Math" w:hAnsi="Cambria Math"/>
-                        <w:sz w:val="32"/>
-                        <w:szCs w:val="32"/>
-                        <w:lang w:val="ru-RU"/>
-                      </w:rPr>
-                      <m:t>-</m:t>
+                      <m:t>180-</m:t>
                     </m:r>
                     <m:r>
                       <w:rPr>
@@ -5844,16 +5566,7 @@
                     <w:szCs w:val="32"/>
                     <w:lang w:val="ru-RU"/>
                   </w:rPr>
-                  <m:t>1</m:t>
-                </m:r>
-                <m:r>
-                  <w:rPr>
-                    <w:rFonts w:ascii="Cambria Math" w:hAnsi="Cambria Math"/>
-                    <w:sz w:val="32"/>
-                    <w:szCs w:val="32"/>
-                    <w:lang w:val="ru-RU"/>
-                  </w:rPr>
-                  <m:t>80</m:t>
+                  <m:t>180</m:t>
                 </m:r>
               </m:e>
               <m:sup>
@@ -5947,7 +5660,7 @@
             <w:rFonts w:ascii="Cambria Math" w:hAnsi="Cambria Math"/>
             <w:sz w:val="32"/>
             <w:szCs w:val="32"/>
-            <w:lang w:val="en-US"/>
+            <w:lang w:val="ru-RU"/>
           </w:rPr>
           <m:t>=180</m:t>
         </m:r>
@@ -5969,7 +5682,7 @@
                 <w:rFonts w:ascii="Cambria Math" w:hAnsi="Cambria Math"/>
                 <w:sz w:val="32"/>
                 <w:szCs w:val="32"/>
-                <w:lang w:val="en-US"/>
+                <w:lang w:val="ru-RU"/>
               </w:rPr>
               <m:t>1-</m:t>
             </m:r>
@@ -6017,7 +5730,7 @@
                         <w:rFonts w:ascii="Cambria Math" w:hAnsi="Cambria Math"/>
                         <w:sz w:val="32"/>
                         <w:szCs w:val="32"/>
-                        <w:lang w:val="en-US"/>
+                        <w:lang w:val="ru-RU"/>
                       </w:rPr>
                       <m:t>999</m:t>
                     </m:r>
@@ -6037,7 +5750,7 @@
           <w:bCs/>
           <w:sz w:val="28"/>
           <w:szCs w:val="28"/>
-          <w:lang w:val="en-US"/>
+          <w:lang w:val="ru-RU"/>
         </w:rPr>
       </w:pPr>
     </w:p>
@@ -6090,7 +5803,7 @@
           <w:szCs w:val="28"/>
           <w:lang w:val="en-US"/>
         </w:rPr>
-        <w:t>SIMULATE</w:t>
+        <w:t>GENERATE 1</w:t>
       </w:r>
     </w:p>
     <w:p>
@@ -6110,7 +5823,25 @@
           <w:szCs w:val="28"/>
           <w:lang w:val="en-US"/>
         </w:rPr>
-        <w:t>GENERATE 1</w:t>
+        <w:t>E1 FVARIABLE 1</w:t>
+      </w:r>
+      <w:r>
+        <w:rPr>
+          <w:rFonts w:ascii="Cambria" w:hAnsi="Cambria"/>
+          <w:sz w:val="28"/>
+          <w:szCs w:val="28"/>
+          <w:lang w:val="en-US"/>
+        </w:rPr>
+        <w:t>80</w:t>
+      </w:r>
+      <w:r>
+        <w:rPr>
+          <w:rFonts w:ascii="Cambria" w:hAnsi="Cambria"/>
+          <w:sz w:val="28"/>
+          <w:szCs w:val="28"/>
+          <w:lang w:val="en-US"/>
+        </w:rPr>
+        <w:t>#(1-SQR(RN1/999))</w:t>
       </w:r>
     </w:p>
     <w:p>
@@ -6130,7 +5861,7 @@
           <w:szCs w:val="28"/>
           <w:lang w:val="en-US"/>
         </w:rPr>
-        <w:t>E1 FVARIABLE 1</w:t>
+        <w:t>TAB1 TABLE V$E1,1</w:t>
       </w:r>
       <w:r>
         <w:rPr>
@@ -6139,7 +5870,7 @@
           <w:szCs w:val="28"/>
           <w:lang w:val="en-US"/>
         </w:rPr>
-        <w:t>80</w:t>
+        <w:t>4</w:t>
       </w:r>
       <w:r>
         <w:rPr>
@@ -6148,19 +5879,17 @@
           <w:szCs w:val="28"/>
           <w:lang w:val="en-US"/>
         </w:rPr>
-        <w:t>#(1-SQR(RN1/999))</w:t>
-      </w:r>
-    </w:p>
-    <w:p>
-      <w:pPr>
-        <w:ind w:firstLine="0"/>
+        <w:t>,1</w:t>
+      </w:r>
+      <w:r>
         <w:rPr>
           <w:rFonts w:ascii="Cambria" w:hAnsi="Cambria"/>
           <w:sz w:val="28"/>
           <w:szCs w:val="28"/>
           <w:lang w:val="en-US"/>
         </w:rPr>
-      </w:pPr>
+        <w:t>4</w:t>
+      </w:r>
       <w:r>
         <w:rPr>
           <w:rFonts w:ascii="Cambria" w:hAnsi="Cambria"/>
@@ -6168,7 +5897,16 @@
           <w:szCs w:val="28"/>
           <w:lang w:val="en-US"/>
         </w:rPr>
-        <w:t>TAB1 TABLE V$E1,10,10,15</w:t>
+        <w:t>,1</w:t>
+      </w:r>
+      <w:r>
+        <w:rPr>
+          <w:rFonts w:ascii="Cambria" w:hAnsi="Cambria"/>
+          <w:sz w:val="28"/>
+          <w:szCs w:val="28"/>
+          <w:lang w:val="en-US"/>
+        </w:rPr>
+        <w:t>3</w:t>
       </w:r>
       <w:r>
         <w:rPr>
@@ -6249,7 +5987,7 @@
           <w:iCs/>
           <w:sz w:val="28"/>
           <w:szCs w:val="28"/>
-          <w:lang w:val="en-US"/>
+          <w:lang w:val="ru-RU"/>
         </w:rPr>
       </w:pPr>
       <w:r>
@@ -6285,7 +6023,7 @@
           <w:iCs/>
           <w:sz w:val="28"/>
           <w:szCs w:val="28"/>
-          <w:lang w:val="en-US"/>
+          <w:lang w:val="ru-RU"/>
         </w:rPr>
         <w:t>3</w:t>
       </w:r>
@@ -6306,7 +6044,7 @@
           <w:bCs/>
           <w:sz w:val="28"/>
           <w:szCs w:val="28"/>
-          <w:lang w:val="en-US"/>
+          <w:lang w:val="ru-RU"/>
         </w:rPr>
       </w:pPr>
     </w:p>
@@ -6973,13 +6711,13 @@
           <w:noProof/>
         </w:rPr>
         <w:drawing>
-          <wp:inline distT="0" distB="0" distL="0" distR="0" wp14:anchorId="770AE4B8" wp14:editId="0AB73003">
+          <wp:inline distT="0" distB="0" distL="0" distR="0" wp14:anchorId="28AE4196" wp14:editId="5DDEDB01">
             <wp:extent cx="6446520" cy="2743200"/>
             <wp:effectExtent l="0" t="0" r="11430" b="0"/>
-            <wp:docPr id="206890850" name="Диаграмма 1">
+            <wp:docPr id="1516103548" name="Диаграмма 1">
               <a:extLst xmlns:a="http://schemas.openxmlformats.org/drawingml/2006/main">
                 <a:ext uri="{FF2B5EF4-FFF2-40B4-BE49-F238E27FC236}">
-                  <a16:creationId xmlns:a16="http://schemas.microsoft.com/office/drawing/2014/main" id="{6069D888-C4FB-3E84-DAC1-B7A87C34396D}"/>
+                  <a16:creationId xmlns:a16="http://schemas.microsoft.com/office/drawing/2014/main" id="{B4ECED2B-5DA0-1A9B-D21A-661B726224BA}"/>
                 </a:ext>
               </a:extLst>
             </wp:docPr>
@@ -7059,13 +6797,13 @@
           <w:noProof/>
         </w:rPr>
         <w:drawing>
-          <wp:inline distT="0" distB="0" distL="0" distR="0" wp14:anchorId="77AB9A1D" wp14:editId="2A6BD672">
-            <wp:extent cx="6446520" cy="2743200"/>
-            <wp:effectExtent l="0" t="0" r="11430" b="0"/>
-            <wp:docPr id="727503730" name="Диаграмма 1">
+          <wp:inline distT="0" distB="0" distL="0" distR="0" wp14:anchorId="75065727" wp14:editId="2425F529">
+            <wp:extent cx="6400800" cy="2743200"/>
+            <wp:effectExtent l="0" t="0" r="0" b="0"/>
+            <wp:docPr id="2141426231" name="Диаграмма 1">
               <a:extLst xmlns:a="http://schemas.openxmlformats.org/drawingml/2006/main">
                 <a:ext uri="{FF2B5EF4-FFF2-40B4-BE49-F238E27FC236}">
-                  <a16:creationId xmlns:a16="http://schemas.microsoft.com/office/drawing/2014/main" id="{4FBF7420-9A5B-E6D0-4A22-3A463DF4B89B}"/>
+                  <a16:creationId xmlns:a16="http://schemas.microsoft.com/office/drawing/2014/main" id="{55D8B620-D2F0-27C9-0F82-5DBBF1AA758E}"/>
                 </a:ext>
               </a:extLst>
             </wp:docPr>
@@ -7151,13 +6889,13 @@
         </w:rPr>
         <w:lastRenderedPageBreak/>
         <w:drawing>
-          <wp:inline distT="0" distB="0" distL="0" distR="0" wp14:anchorId="11561116" wp14:editId="0F16B736">
+          <wp:inline distT="0" distB="0" distL="0" distR="0" wp14:anchorId="179537E2" wp14:editId="34351E98">
             <wp:extent cx="6469380" cy="2743200"/>
             <wp:effectExtent l="0" t="0" r="7620" b="0"/>
-            <wp:docPr id="104664082" name="Диаграмма 1">
+            <wp:docPr id="1958246821" name="Диаграмма 1">
               <a:extLst xmlns:a="http://schemas.openxmlformats.org/drawingml/2006/main">
                 <a:ext uri="{FF2B5EF4-FFF2-40B4-BE49-F238E27FC236}">
-                  <a16:creationId xmlns:a16="http://schemas.microsoft.com/office/drawing/2014/main" id="{B76279B8-2102-20F2-9718-D36095C1383B}"/>
+                  <a16:creationId xmlns:a16="http://schemas.microsoft.com/office/drawing/2014/main" id="{DB844591-9B82-2E55-47F0-6C7F939FAE30}"/>
                 </a:ext>
               </a:extLst>
             </wp:docPr>
@@ -8022,6 +7760,7 @@
   <w:style w:type="character" w:default="1" w:styleId="a0">
     <w:name w:val="Default Paragraph Font"/>
     <w:uiPriority w:val="1"/>
+    <w:semiHidden/>
     <w:unhideWhenUsed/>
   </w:style>
   <w:style w:type="table" w:default="1" w:styleId="a1">
@@ -8786,10 +8525,10 @@
           <c:invertIfNegative val="0"/>
           <c:cat>
             <c:numRef>
-              <c:f>Таблицы!$E$4:$E$11</c:f>
+              <c:f>Таблицы!$E$4:$E$12</c:f>
               <c:numCache>
                 <c:formatCode>General</c:formatCode>
-                <c:ptCount val="8"/>
+                <c:ptCount val="9"/>
                 <c:pt idx="0">
                   <c:v>5</c:v>
                 </c:pt>
@@ -8819,10 +8558,10 @@
           </c:cat>
           <c:val>
             <c:numRef>
-              <c:f>Таблицы!$G$4:$G$11</c:f>
+              <c:f>Таблицы!$G$4:$G$12</c:f>
               <c:numCache>
                 <c:formatCode>General</c:formatCode>
-                <c:ptCount val="8"/>
+                <c:ptCount val="9"/>
                 <c:pt idx="0">
                   <c:v>1277</c:v>
                 </c:pt>
@@ -8846,13 +8585,16 @@
                 </c:pt>
                 <c:pt idx="7">
                   <c:v>1247</c:v>
+                </c:pt>
+                <c:pt idx="8">
+                  <c:v>0</c:v>
                 </c:pt>
               </c:numCache>
             </c:numRef>
           </c:val>
           <c:extLst>
             <c:ext xmlns:c16="http://schemas.microsoft.com/office/drawing/2014/chart" uri="{C3380CC4-5D6E-409C-BE32-E72D297353CC}">
-              <c16:uniqueId val="{00000000-A1C5-4641-9692-5DF7A68D2F30}"/>
+              <c16:uniqueId val="{00000000-CCC7-4E2E-A9D7-66C8C51D3772}"/>
             </c:ext>
           </c:extLst>
         </c:ser>
@@ -8865,30 +8607,17 @@
           <c:showBubbleSize val="0"/>
         </c:dLbls>
         <c:gapWidth val="0"/>
-        <c:axId val="1983120848"/>
-        <c:axId val="1983113168"/>
+        <c:overlap val="-27"/>
+        <c:axId val="1947440784"/>
+        <c:axId val="1947416784"/>
       </c:barChart>
       <c:catAx>
-        <c:axId val="1983120848"/>
+        <c:axId val="1947440784"/>
         <c:scaling>
           <c:orientation val="minMax"/>
         </c:scaling>
         <c:delete val="0"/>
         <c:axPos val="b"/>
-        <c:majorGridlines>
-          <c:spPr>
-            <a:ln w="9525" cap="flat" cmpd="sng" algn="ctr">
-              <a:solidFill>
-                <a:schemeClr val="tx1">
-                  <a:lumMod val="15000"/>
-                  <a:lumOff val="85000"/>
-                </a:schemeClr>
-              </a:solidFill>
-              <a:round/>
-            </a:ln>
-            <a:effectLst/>
-          </c:spPr>
-        </c:majorGridlines>
         <c:numFmt formatCode="General" sourceLinked="1"/>
         <c:majorTickMark val="none"/>
         <c:minorTickMark val="none"/>
@@ -8898,8 +8627,8 @@
           <a:ln w="9525" cap="flat" cmpd="sng" algn="ctr">
             <a:solidFill>
               <a:schemeClr val="tx1">
-                <a:lumMod val="25000"/>
-                <a:lumOff val="75000"/>
+                <a:lumMod val="15000"/>
+                <a:lumOff val="85000"/>
               </a:schemeClr>
             </a:solidFill>
             <a:round/>
@@ -8926,7 +8655,7 @@
             <a:endParaRPr lang="ru-RU"/>
           </a:p>
         </c:txPr>
-        <c:crossAx val="1983113168"/>
+        <c:crossAx val="1947416784"/>
         <c:crosses val="autoZero"/>
         <c:auto val="1"/>
         <c:lblAlgn val="ctr"/>
@@ -8934,7 +8663,7 @@
         <c:noMultiLvlLbl val="0"/>
       </c:catAx>
       <c:valAx>
-        <c:axId val="1983113168"/>
+        <c:axId val="1947416784"/>
         <c:scaling>
           <c:orientation val="minMax"/>
         </c:scaling>
@@ -8960,14 +8689,8 @@
         <c:tickLblPos val="nextTo"/>
         <c:spPr>
           <a:noFill/>
-          <a:ln w="9525" cap="flat" cmpd="sng" algn="ctr">
-            <a:solidFill>
-              <a:schemeClr val="tx1">
-                <a:lumMod val="25000"/>
-                <a:lumOff val="75000"/>
-              </a:schemeClr>
-            </a:solidFill>
-            <a:round/>
+          <a:ln>
+            <a:noFill/>
           </a:ln>
           <a:effectLst/>
         </c:spPr>
@@ -8991,7 +8714,7 @@
             <a:endParaRPr lang="ru-RU"/>
           </a:p>
         </c:txPr>
-        <c:crossAx val="1983120848"/>
+        <c:crossAx val="1947440784"/>
         <c:crosses val="autoZero"/>
         <c:crossBetween val="between"/>
       </c:valAx>
@@ -9071,7 +8794,7 @@
           <c:order val="0"/>
           <c:spPr>
             <a:solidFill>
-              <a:schemeClr val="accent5"/>
+              <a:schemeClr val="accent2"/>
             </a:solidFill>
             <a:ln>
               <a:solidFill>
@@ -9083,10 +8806,10 @@
           <c:invertIfNegative val="0"/>
           <c:cat>
             <c:numRef>
-              <c:f>Таблицы!$E$4:$E$23</c:f>
+              <c:f>'[Диаграмма в Microsoft Word]Таблицы'!$E$4:$E$22</c:f>
               <c:numCache>
                 <c:formatCode>General</c:formatCode>
-                <c:ptCount val="20"/>
+                <c:ptCount val="19"/>
                 <c:pt idx="0">
                   <c:v>50</c:v>
                 </c:pt>
@@ -9149,10 +8872,10 @@
           </c:cat>
           <c:val>
             <c:numRef>
-              <c:f>Таблицы!$G$4:$G$23</c:f>
+              <c:f>'[Диаграмма в Microsoft Word]Таблицы'!$G$4:$G$22</c:f>
               <c:numCache>
                 <c:formatCode>General</c:formatCode>
-                <c:ptCount val="20"/>
+                <c:ptCount val="19"/>
                 <c:pt idx="0">
                   <c:v>17</c:v>
                 </c:pt>
@@ -9208,17 +8931,14 @@
                   <c:v>0</c:v>
                 </c:pt>
                 <c:pt idx="18">
-                  <c:v>1</c:v>
-                </c:pt>
-                <c:pt idx="19">
-                  <c:v>2</c:v>
+                  <c:v>0</c:v>
                 </c:pt>
               </c:numCache>
             </c:numRef>
           </c:val>
           <c:extLst>
             <c:ext xmlns:c16="http://schemas.microsoft.com/office/drawing/2014/chart" uri="{C3380CC4-5D6E-409C-BE32-E72D297353CC}">
-              <c16:uniqueId val="{00000000-A443-4D79-BD64-D95C81CFF926}"/>
+              <c16:uniqueId val="{00000000-21CB-4A7B-8F08-74935E31B7E2}"/>
             </c:ext>
           </c:extLst>
         </c:ser>
@@ -9437,7 +9157,7 @@
           <c:order val="0"/>
           <c:spPr>
             <a:solidFill>
-              <a:schemeClr val="accent5"/>
+              <a:schemeClr val="accent2"/>
             </a:solidFill>
             <a:ln>
               <a:solidFill>
@@ -9449,10 +9169,10 @@
           <c:invertIfNegative val="0"/>
           <c:cat>
             <c:numRef>
-              <c:f>Таблицы!$E$4:$E$23</c:f>
+              <c:f>'[Диаграмма в Microsoft Word]Таблицы'!$E$4:$E$22</c:f>
               <c:numCache>
                 <c:formatCode>General</c:formatCode>
-                <c:ptCount val="20"/>
+                <c:ptCount val="19"/>
                 <c:pt idx="0">
                   <c:v>50</c:v>
                 </c:pt>
@@ -9515,10 +9235,10 @@
           </c:cat>
           <c:val>
             <c:numRef>
-              <c:f>Таблицы!$G$4:$G$23</c:f>
+              <c:f>'[Диаграмма в Microsoft Word]Таблицы'!$G$4:$G$22</c:f>
               <c:numCache>
                 <c:formatCode>General</c:formatCode>
-                <c:ptCount val="20"/>
+                <c:ptCount val="19"/>
                 <c:pt idx="0">
                   <c:v>237</c:v>
                 </c:pt>
@@ -9575,16 +9295,13 @@
                 </c:pt>
                 <c:pt idx="18">
                   <c:v>3</c:v>
-                </c:pt>
-                <c:pt idx="19">
-                  <c:v>8</c:v>
                 </c:pt>
               </c:numCache>
             </c:numRef>
           </c:val>
           <c:extLst>
             <c:ext xmlns:c16="http://schemas.microsoft.com/office/drawing/2014/chart" uri="{C3380CC4-5D6E-409C-BE32-E72D297353CC}">
-              <c16:uniqueId val="{00000000-5370-457F-8AF5-A2036E41815E}"/>
+              <c16:uniqueId val="{00000000-596B-4034-98B7-4CAFEDADCFBE}"/>
             </c:ext>
           </c:extLst>
         </c:ser>
@@ -9803,7 +9520,7 @@
           <c:order val="0"/>
           <c:spPr>
             <a:solidFill>
-              <a:schemeClr val="accent5"/>
+              <a:schemeClr val="accent2"/>
             </a:solidFill>
             <a:ln>
               <a:solidFill>
@@ -9815,10 +9532,10 @@
           <c:invertIfNegative val="0"/>
           <c:cat>
             <c:numRef>
-              <c:f>Таблицы!$E$4:$E$23</c:f>
+              <c:f>'[Диаграмма в Microsoft Word]Таблицы'!$E$4:$E$22</c:f>
               <c:numCache>
                 <c:formatCode>General</c:formatCode>
-                <c:ptCount val="20"/>
+                <c:ptCount val="19"/>
                 <c:pt idx="0">
                   <c:v>50</c:v>
                 </c:pt>
@@ -9881,10 +9598,10 @@
           </c:cat>
           <c:val>
             <c:numRef>
-              <c:f>Таблицы!$G$4:$G$23</c:f>
+              <c:f>'[Диаграмма в Microsoft Word]Таблицы'!$G$4:$G$22</c:f>
               <c:numCache>
                 <c:formatCode>General</c:formatCode>
-                <c:ptCount val="20"/>
+                <c:ptCount val="19"/>
                 <c:pt idx="0">
                   <c:v>2225</c:v>
                 </c:pt>
@@ -9941,16 +9658,13 @@
                 </c:pt>
                 <c:pt idx="18">
                   <c:v>30</c:v>
-                </c:pt>
-                <c:pt idx="19">
-                  <c:v>89</c:v>
                 </c:pt>
               </c:numCache>
             </c:numRef>
           </c:val>
           <c:extLst>
             <c:ext xmlns:c16="http://schemas.microsoft.com/office/drawing/2014/chart" uri="{C3380CC4-5D6E-409C-BE32-E72D297353CC}">
-              <c16:uniqueId val="{00000000-B7B0-47E6-A619-D63D7DEFFCDF}"/>
+              <c16:uniqueId val="{00000000-C8E2-49F4-AFFD-0E5C3665C7D2}"/>
             </c:ext>
           </c:extLst>
         </c:ser>
@@ -10169,7 +9883,7 @@
           <c:order val="0"/>
           <c:spPr>
             <a:solidFill>
-              <a:schemeClr val="accent3"/>
+              <a:srgbClr val="92D050"/>
             </a:solidFill>
             <a:ln>
               <a:solidFill>
@@ -10181,112 +9895,97 @@
           <c:invertIfNegative val="0"/>
           <c:cat>
             <c:numRef>
-              <c:f>Таблицы!$E$4:$E$18</c:f>
+              <c:f>Таблицы!$E$4:$E$15</c:f>
               <c:numCache>
                 <c:formatCode>General</c:formatCode>
-                <c:ptCount val="15"/>
+                <c:ptCount val="12"/>
                 <c:pt idx="0">
-                  <c:v>10</c:v>
+                  <c:v>14</c:v>
                 </c:pt>
                 <c:pt idx="1">
-                  <c:v>20</c:v>
+                  <c:v>28</c:v>
                 </c:pt>
                 <c:pt idx="2">
-                  <c:v>30</c:v>
+                  <c:v>42</c:v>
                 </c:pt>
                 <c:pt idx="3">
-                  <c:v>40</c:v>
+                  <c:v>56</c:v>
                 </c:pt>
                 <c:pt idx="4">
-                  <c:v>50</c:v>
+                  <c:v>70</c:v>
                 </c:pt>
                 <c:pt idx="5">
-                  <c:v>60</c:v>
+                  <c:v>84</c:v>
                 </c:pt>
                 <c:pt idx="6">
-                  <c:v>70</c:v>
+                  <c:v>98</c:v>
                 </c:pt>
                 <c:pt idx="7">
-                  <c:v>80</c:v>
+                  <c:v>112</c:v>
                 </c:pt>
                 <c:pt idx="8">
-                  <c:v>90</c:v>
+                  <c:v>126</c:v>
                 </c:pt>
                 <c:pt idx="9">
-                  <c:v>100</c:v>
+                  <c:v>140</c:v>
                 </c:pt>
                 <c:pt idx="10">
-                  <c:v>110</c:v>
+                  <c:v>154</c:v>
                 </c:pt>
                 <c:pt idx="11">
-                  <c:v>120</c:v>
-                </c:pt>
-                <c:pt idx="12">
-                  <c:v>130</c:v>
-                </c:pt>
-                <c:pt idx="13">
-                  <c:v>140</c:v>
+                  <c:v>168</c:v>
                 </c:pt>
               </c:numCache>
             </c:numRef>
           </c:cat>
           <c:val>
             <c:numRef>
-              <c:f>Таблицы!$G$4:$G$18</c:f>
+              <c:f>Таблицы!$G$4:$G$15</c:f>
               <c:numCache>
                 <c:formatCode>General</c:formatCode>
-                <c:ptCount val="15"/>
+                <c:ptCount val="12"/>
                 <c:pt idx="0">
-                  <c:v>9</c:v>
+                  <c:v>12</c:v>
                 </c:pt>
                 <c:pt idx="1">
-                  <c:v>11</c:v>
+                  <c:v>14</c:v>
                 </c:pt>
                 <c:pt idx="2">
+                  <c:v>19</c:v>
+                </c:pt>
+                <c:pt idx="3">
+                  <c:v>10</c:v>
+                </c:pt>
+                <c:pt idx="4">
                   <c:v>7</c:v>
                 </c:pt>
-                <c:pt idx="3">
-                  <c:v>11</c:v>
-                </c:pt>
-                <c:pt idx="4">
-                  <c:v>11</c:v>
-                </c:pt>
                 <c:pt idx="5">
-                  <c:v>7</c:v>
+                  <c:v>14</c:v>
                 </c:pt>
                 <c:pt idx="6">
+                  <c:v>8</c:v>
+                </c:pt>
+                <c:pt idx="7">
+                  <c:v>2</c:v>
+                </c:pt>
+                <c:pt idx="8">
                   <c:v>6</c:v>
                 </c:pt>
-                <c:pt idx="7">
-                  <c:v>11</c:v>
-                </c:pt>
-                <c:pt idx="8">
-                  <c:v>7</c:v>
-                </c:pt>
                 <c:pt idx="9">
-                  <c:v>4</c:v>
+                  <c:v>5</c:v>
                 </c:pt>
                 <c:pt idx="10">
                   <c:v>1</c:v>
                 </c:pt>
                 <c:pt idx="11">
-                  <c:v>5</c:v>
-                </c:pt>
-                <c:pt idx="12">
                   <c:v>2</c:v>
-                </c:pt>
-                <c:pt idx="13">
-                  <c:v>5</c:v>
-                </c:pt>
-                <c:pt idx="14">
-                  <c:v>3</c:v>
                 </c:pt>
               </c:numCache>
             </c:numRef>
           </c:val>
           <c:extLst>
             <c:ext xmlns:c16="http://schemas.microsoft.com/office/drawing/2014/chart" uri="{C3380CC4-5D6E-409C-BE32-E72D297353CC}">
-              <c16:uniqueId val="{00000000-8FE9-4587-A740-FE3A3CDDCA5A}"/>
+              <c16:uniqueId val="{00000000-E612-4C95-93C0-BE50C3CAD5BD}"/>
             </c:ext>
           </c:extLst>
         </c:ser>
@@ -10299,11 +9998,11 @@
           <c:showBubbleSize val="0"/>
         </c:dLbls>
         <c:gapWidth val="0"/>
-        <c:axId val="1266391439"/>
-        <c:axId val="1266374639"/>
+        <c:axId val="1194896768"/>
+        <c:axId val="1194877568"/>
       </c:barChart>
       <c:catAx>
-        <c:axId val="1266391439"/>
+        <c:axId val="1194896768"/>
         <c:scaling>
           <c:orientation val="minMax"/>
         </c:scaling>
@@ -10360,7 +10059,7 @@
             <a:endParaRPr lang="ru-RU"/>
           </a:p>
         </c:txPr>
-        <c:crossAx val="1266374639"/>
+        <c:crossAx val="1194877568"/>
         <c:crosses val="autoZero"/>
         <c:auto val="1"/>
         <c:lblAlgn val="ctr"/>
@@ -10368,7 +10067,7 @@
         <c:noMultiLvlLbl val="0"/>
       </c:catAx>
       <c:valAx>
-        <c:axId val="1266374639"/>
+        <c:axId val="1194877568"/>
         <c:scaling>
           <c:orientation val="minMax"/>
         </c:scaling>
@@ -10425,7 +10124,7 @@
             <a:endParaRPr lang="ru-RU"/>
           </a:p>
         </c:txPr>
-        <c:crossAx val="1266391439"/>
+        <c:crossAx val="1194896768"/>
         <c:crosses val="autoZero"/>
         <c:crossBetween val="between"/>
       </c:valAx>
@@ -10505,7 +10204,7 @@
           <c:order val="0"/>
           <c:spPr>
             <a:solidFill>
-              <a:schemeClr val="accent3"/>
+              <a:srgbClr val="92D050"/>
             </a:solidFill>
             <a:ln>
               <a:solidFill>
@@ -10517,112 +10216,100 @@
           <c:invertIfNegative val="0"/>
           <c:cat>
             <c:numRef>
-              <c:f>Таблицы!$E$4:$E$18</c:f>
+              <c:f>Таблицы!$E$4:$E$16</c:f>
               <c:numCache>
                 <c:formatCode>General</c:formatCode>
-                <c:ptCount val="15"/>
+                <c:ptCount val="13"/>
                 <c:pt idx="0">
-                  <c:v>10</c:v>
+                  <c:v>14</c:v>
                 </c:pt>
                 <c:pt idx="1">
-                  <c:v>20</c:v>
+                  <c:v>28</c:v>
                 </c:pt>
                 <c:pt idx="2">
-                  <c:v>30</c:v>
+                  <c:v>42</c:v>
                 </c:pt>
                 <c:pt idx="3">
-                  <c:v>40</c:v>
+                  <c:v>56</c:v>
                 </c:pt>
                 <c:pt idx="4">
-                  <c:v>50</c:v>
+                  <c:v>70</c:v>
                 </c:pt>
                 <c:pt idx="5">
-                  <c:v>60</c:v>
+                  <c:v>84</c:v>
                 </c:pt>
                 <c:pt idx="6">
-                  <c:v>70</c:v>
+                  <c:v>98</c:v>
                 </c:pt>
                 <c:pt idx="7">
-                  <c:v>80</c:v>
+                  <c:v>112</c:v>
                 </c:pt>
                 <c:pt idx="8">
-                  <c:v>90</c:v>
+                  <c:v>126</c:v>
                 </c:pt>
                 <c:pt idx="9">
-                  <c:v>100</c:v>
+                  <c:v>140</c:v>
                 </c:pt>
                 <c:pt idx="10">
-                  <c:v>110</c:v>
+                  <c:v>154</c:v>
                 </c:pt>
                 <c:pt idx="11">
-                  <c:v>120</c:v>
-                </c:pt>
-                <c:pt idx="12">
-                  <c:v>130</c:v>
-                </c:pt>
-                <c:pt idx="13">
-                  <c:v>140</c:v>
+                  <c:v>168</c:v>
                 </c:pt>
               </c:numCache>
             </c:numRef>
           </c:cat>
           <c:val>
             <c:numRef>
-              <c:f>Таблицы!$G$4:$G$18</c:f>
+              <c:f>Таблицы!$G$4:$G$16</c:f>
               <c:numCache>
                 <c:formatCode>General</c:formatCode>
-                <c:ptCount val="15"/>
+                <c:ptCount val="13"/>
                 <c:pt idx="0">
-                  <c:v>118</c:v>
+                  <c:v>159</c:v>
                 </c:pt>
                 <c:pt idx="1">
-                  <c:v>107</c:v>
+                  <c:v>138</c:v>
                 </c:pt>
                 <c:pt idx="2">
-                  <c:v>92</c:v>
+                  <c:v>123</c:v>
                 </c:pt>
                 <c:pt idx="3">
-                  <c:v>85</c:v>
+                  <c:v>116</c:v>
                 </c:pt>
                 <c:pt idx="4">
-                  <c:v>86</c:v>
+                  <c:v>84</c:v>
                 </c:pt>
                 <c:pt idx="5">
-                  <c:v>68</c:v>
+                  <c:v>81</c:v>
                 </c:pt>
                 <c:pt idx="6">
-                  <c:v>64</c:v>
+                  <c:v>72</c:v>
                 </c:pt>
                 <c:pt idx="7">
+                  <c:v>65</c:v>
+                </c:pt>
+                <c:pt idx="8">
                   <c:v>58</c:v>
                 </c:pt>
-                <c:pt idx="8">
-                  <c:v>57</c:v>
-                </c:pt>
                 <c:pt idx="9">
-                  <c:v>42</c:v>
+                  <c:v>46</c:v>
                 </c:pt>
                 <c:pt idx="10">
-                  <c:v>51</c:v>
+                  <c:v>23</c:v>
                 </c:pt>
                 <c:pt idx="11">
-                  <c:v>48</c:v>
+                  <c:v>26</c:v>
                 </c:pt>
                 <c:pt idx="12">
-                  <c:v>30</c:v>
-                </c:pt>
-                <c:pt idx="13">
-                  <c:v>36</c:v>
-                </c:pt>
-                <c:pt idx="14">
-                  <c:v>58</c:v>
+                  <c:v>9</c:v>
                 </c:pt>
               </c:numCache>
             </c:numRef>
           </c:val>
           <c:extLst>
             <c:ext xmlns:c16="http://schemas.microsoft.com/office/drawing/2014/chart" uri="{C3380CC4-5D6E-409C-BE32-E72D297353CC}">
-              <c16:uniqueId val="{00000000-2218-4B50-BE60-B142F45FEB27}"/>
+              <c16:uniqueId val="{00000000-BB6B-4AFD-A2E0-783B16C94073}"/>
             </c:ext>
           </c:extLst>
         </c:ser>
@@ -10635,11 +10322,11 @@
           <c:showBubbleSize val="0"/>
         </c:dLbls>
         <c:gapWidth val="0"/>
-        <c:axId val="1149686063"/>
-        <c:axId val="1244480767"/>
+        <c:axId val="691257920"/>
+        <c:axId val="691258400"/>
       </c:barChart>
       <c:catAx>
-        <c:axId val="1149686063"/>
+        <c:axId val="691257920"/>
         <c:scaling>
           <c:orientation val="minMax"/>
         </c:scaling>
@@ -10696,7 +10383,7 @@
             <a:endParaRPr lang="ru-RU"/>
           </a:p>
         </c:txPr>
-        <c:crossAx val="1244480767"/>
+        <c:crossAx val="691258400"/>
         <c:crosses val="autoZero"/>
         <c:auto val="1"/>
         <c:lblAlgn val="ctr"/>
@@ -10704,7 +10391,7 @@
         <c:noMultiLvlLbl val="0"/>
       </c:catAx>
       <c:valAx>
-        <c:axId val="1244480767"/>
+        <c:axId val="691258400"/>
         <c:scaling>
           <c:orientation val="minMax"/>
         </c:scaling>
@@ -10761,7 +10448,7 @@
             <a:endParaRPr lang="ru-RU"/>
           </a:p>
         </c:txPr>
-        <c:crossAx val="1149686063"/>
+        <c:crossAx val="691257920"/>
         <c:crosses val="autoZero"/>
         <c:crossBetween val="between"/>
       </c:valAx>
@@ -10841,7 +10528,7 @@
           <c:order val="0"/>
           <c:spPr>
             <a:solidFill>
-              <a:schemeClr val="accent3"/>
+              <a:srgbClr val="92D050"/>
             </a:solidFill>
             <a:ln>
               <a:solidFill>
@@ -10853,112 +10540,100 @@
           <c:invertIfNegative val="0"/>
           <c:cat>
             <c:numRef>
-              <c:f>Таблицы!$E$4:$E$18</c:f>
+              <c:f>Таблицы!$E$4:$E$16</c:f>
               <c:numCache>
                 <c:formatCode>General</c:formatCode>
-                <c:ptCount val="15"/>
+                <c:ptCount val="13"/>
                 <c:pt idx="0">
-                  <c:v>10</c:v>
+                  <c:v>14</c:v>
                 </c:pt>
                 <c:pt idx="1">
-                  <c:v>20</c:v>
+                  <c:v>28</c:v>
                 </c:pt>
                 <c:pt idx="2">
-                  <c:v>30</c:v>
+                  <c:v>42</c:v>
                 </c:pt>
                 <c:pt idx="3">
-                  <c:v>40</c:v>
+                  <c:v>56</c:v>
                 </c:pt>
                 <c:pt idx="4">
-                  <c:v>50</c:v>
+                  <c:v>70</c:v>
                 </c:pt>
                 <c:pt idx="5">
-                  <c:v>60</c:v>
+                  <c:v>84</c:v>
                 </c:pt>
                 <c:pt idx="6">
-                  <c:v>70</c:v>
+                  <c:v>98</c:v>
                 </c:pt>
                 <c:pt idx="7">
-                  <c:v>80</c:v>
+                  <c:v>112</c:v>
                 </c:pt>
                 <c:pt idx="8">
-                  <c:v>90</c:v>
+                  <c:v>126</c:v>
                 </c:pt>
                 <c:pt idx="9">
-                  <c:v>100</c:v>
+                  <c:v>140</c:v>
                 </c:pt>
                 <c:pt idx="10">
-                  <c:v>110</c:v>
+                  <c:v>154</c:v>
                 </c:pt>
                 <c:pt idx="11">
-                  <c:v>120</c:v>
-                </c:pt>
-                <c:pt idx="12">
-                  <c:v>130</c:v>
-                </c:pt>
-                <c:pt idx="13">
-                  <c:v>140</c:v>
+                  <c:v>168</c:v>
                 </c:pt>
               </c:numCache>
             </c:numRef>
           </c:cat>
           <c:val>
             <c:numRef>
-              <c:f>Таблицы!$G$4:$G$18</c:f>
+              <c:f>Таблицы!$G$4:$G$16</c:f>
               <c:numCache>
                 <c:formatCode>General</c:formatCode>
-                <c:ptCount val="15"/>
+                <c:ptCount val="13"/>
                 <c:pt idx="0">
-                  <c:v>1075</c:v>
+                  <c:v>1516</c:v>
                 </c:pt>
                 <c:pt idx="1">
-                  <c:v>1051</c:v>
+                  <c:v>1385</c:v>
                 </c:pt>
                 <c:pt idx="2">
-                  <c:v>986</c:v>
+                  <c:v>1250</c:v>
                 </c:pt>
                 <c:pt idx="3">
-                  <c:v>859</c:v>
+                  <c:v>1082</c:v>
                 </c:pt>
                 <c:pt idx="4">
-                  <c:v>808</c:v>
+                  <c:v>1023</c:v>
                 </c:pt>
                 <c:pt idx="5">
-                  <c:v>777</c:v>
+                  <c:v>907</c:v>
                 </c:pt>
                 <c:pt idx="6">
-                  <c:v>700</c:v>
+                  <c:v>747</c:v>
                 </c:pt>
                 <c:pt idx="7">
-                  <c:v>655</c:v>
+                  <c:v>617</c:v>
                 </c:pt>
                 <c:pt idx="8">
-                  <c:v>608</c:v>
+                  <c:v>560</c:v>
                 </c:pt>
                 <c:pt idx="9">
-                  <c:v>490</c:v>
+                  <c:v>385</c:v>
                 </c:pt>
                 <c:pt idx="10">
-                  <c:v>435</c:v>
+                  <c:v>298</c:v>
                 </c:pt>
                 <c:pt idx="11">
-                  <c:v>417</c:v>
+                  <c:v>177</c:v>
                 </c:pt>
                 <c:pt idx="12">
-                  <c:v>328</c:v>
-                </c:pt>
-                <c:pt idx="13">
-                  <c:v>283</c:v>
-                </c:pt>
-                <c:pt idx="14">
-                  <c:v>528</c:v>
+                  <c:v>53</c:v>
                 </c:pt>
               </c:numCache>
             </c:numRef>
           </c:val>
           <c:extLst>
             <c:ext xmlns:c16="http://schemas.microsoft.com/office/drawing/2014/chart" uri="{C3380CC4-5D6E-409C-BE32-E72D297353CC}">
-              <c16:uniqueId val="{00000000-F75D-4F6E-914D-71FE8A874FB1}"/>
+              <c16:uniqueId val="{00000000-3130-4367-895F-0E8489A18B7A}"/>
             </c:ext>
           </c:extLst>
         </c:ser>
@@ -10971,11 +10646,11 @@
           <c:showBubbleSize val="0"/>
         </c:dLbls>
         <c:gapWidth val="0"/>
-        <c:axId val="2067156880"/>
-        <c:axId val="2067148240"/>
+        <c:axId val="1585935024"/>
+        <c:axId val="1585942704"/>
       </c:barChart>
       <c:catAx>
-        <c:axId val="2067156880"/>
+        <c:axId val="1585935024"/>
         <c:scaling>
           <c:orientation val="minMax"/>
         </c:scaling>
@@ -11032,7 +10707,7 @@
             <a:endParaRPr lang="ru-RU"/>
           </a:p>
         </c:txPr>
-        <c:crossAx val="2067148240"/>
+        <c:crossAx val="1585942704"/>
         <c:crosses val="autoZero"/>
         <c:auto val="1"/>
         <c:lblAlgn val="ctr"/>
@@ -11040,7 +10715,7 @@
         <c:noMultiLvlLbl val="0"/>
       </c:catAx>
       <c:valAx>
-        <c:axId val="2067148240"/>
+        <c:axId val="1585942704"/>
         <c:scaling>
           <c:orientation val="minMax"/>
         </c:scaling>
@@ -11097,7 +10772,7 @@
             <a:endParaRPr lang="ru-RU"/>
           </a:p>
         </c:txPr>
-        <c:crossAx val="2067156880"/>
+        <c:crossAx val="1585935024"/>
         <c:crosses val="autoZero"/>
         <c:crossBetween val="between"/>
       </c:valAx>
@@ -12544,7 +12219,7 @@
 </file>
 
 <file path=word/charts/style3.xml><?xml version="1.0" encoding="utf-8"?>
-<cs:chartStyle xmlns:cs="http://schemas.microsoft.com/office/drawing/2012/chartStyle" xmlns:a="http://schemas.openxmlformats.org/drawingml/2006/main" id="240">
+<cs:chartStyle xmlns:cs="http://schemas.microsoft.com/office/drawing/2012/chartStyle" xmlns:a="http://schemas.openxmlformats.org/drawingml/2006/main" id="201">
   <cs:axisTitle>
     <cs:lnRef idx="0"/>
     <cs:fillRef idx="0"/>
@@ -12571,8 +12246,8 @@
       <a:ln w="9525" cap="flat" cmpd="sng" algn="ctr">
         <a:solidFill>
           <a:schemeClr val="tx1">
-            <a:lumMod val="25000"/>
-            <a:lumOff val="75000"/>
+            <a:lumMod val="15000"/>
+            <a:lumOff val="85000"/>
           </a:schemeClr>
         </a:solidFill>
         <a:round/>
@@ -12673,7 +12348,7 @@
       <a:schemeClr val="tx1"/>
     </cs:fontRef>
     <cs:spPr>
-      <a:ln w="19050" cap="rnd">
+      <a:ln w="28575" cap="rnd">
         <a:solidFill>
           <a:schemeClr val="phClr"/>
         </a:solidFill>
@@ -12705,10 +12380,10 @@
     <cs:lnRef idx="0">
       <cs:styleClr val="auto"/>
     </cs:lnRef>
-    <cs:fillRef idx="0"/>
-    <cs:effectRef idx="0"/>
-    <cs:fontRef idx="minor">
-      <a:schemeClr val="dk1"/>
+    <cs:fillRef idx="1"/>
+    <cs:effectRef idx="0"/>
+    <cs:fontRef idx="minor">
+      <a:schemeClr val="tx1"/>
     </cs:fontRef>
     <cs:spPr>
       <a:ln w="9525" cap="rnd">
@@ -12748,23 +12423,22 @@
     <cs:fillRef idx="0"/>
     <cs:effectRef idx="0"/>
     <cs:fontRef idx="minor">
-      <a:schemeClr val="tx1"/>
+      <a:schemeClr val="dk1"/>
     </cs:fontRef>
     <cs:spPr>
       <a:solidFill>
         <a:schemeClr val="dk1">
-          <a:lumMod val="75000"/>
-          <a:lumOff val="25000"/>
+          <a:lumMod val="65000"/>
+          <a:lumOff val="35000"/>
         </a:schemeClr>
       </a:solidFill>
-      <a:ln w="9525" cap="flat" cmpd="sng" algn="ctr">
+      <a:ln w="9525">
         <a:solidFill>
           <a:schemeClr val="tx1">
             <a:lumMod val="65000"/>
             <a:lumOff val="35000"/>
           </a:schemeClr>
         </a:solidFill>
-        <a:round/>
       </a:ln>
     </cs:spPr>
   </cs:downBar>
@@ -12869,8 +12543,8 @@
       <a:ln w="9525" cap="flat" cmpd="sng" algn="ctr">
         <a:solidFill>
           <a:schemeClr val="tx1">
-            <a:lumMod val="50000"/>
-            <a:lumOff val="50000"/>
+            <a:lumMod val="75000"/>
+            <a:lumOff val="25000"/>
           </a:schemeClr>
         </a:solidFill>
         <a:round/>
@@ -13002,20 +12676,19 @@
     <cs:fillRef idx="0"/>
     <cs:effectRef idx="0"/>
     <cs:fontRef idx="minor">
-      <a:schemeClr val="tx1"/>
+      <a:schemeClr val="dk1"/>
     </cs:fontRef>
     <cs:spPr>
       <a:solidFill>
         <a:schemeClr val="lt1"/>
       </a:solidFill>
-      <a:ln w="9525" cap="flat" cmpd="sng" algn="ctr">
+      <a:ln w="9525">
         <a:solidFill>
           <a:schemeClr val="tx1">
-            <a:lumMod val="65000"/>
-            <a:lumOff val="35000"/>
+            <a:lumMod val="15000"/>
+            <a:lumOff val="85000"/>
           </a:schemeClr>
         </a:solidFill>
-        <a:round/>
       </a:ln>
     </cs:spPr>
   </cs:upBar>
@@ -13029,17 +12702,6 @@
         <a:lumOff val="35000"/>
       </a:schemeClr>
     </cs:fontRef>
-    <cs:spPr>
-      <a:ln w="9525" cap="flat" cmpd="sng" algn="ctr">
-        <a:solidFill>
-          <a:schemeClr val="tx1">
-            <a:lumMod val="25000"/>
-            <a:lumOff val="75000"/>
-          </a:schemeClr>
-        </a:solidFill>
-        <a:round/>
-      </a:ln>
-    </cs:spPr>
     <cs:defRPr sz="900" kern="1200"/>
   </cs:valueAxis>
   <cs:wall>
